--- a/Documentos/Manual de Usuario/CRM DE PPS Manual De Usuario (ADMIN).docx
+++ b/Documentos/Manual de Usuario/CRM DE PPS Manual De Usuario (ADMIN).docx
@@ -90,12 +90,12 @@
           <wp:inline distB="114300" distT="114300" distL="114300" distR="114300">
             <wp:extent cx="5731200" cy="2146300"/>
             <wp:effectExtent b="0" l="0" r="0" t="0"/>
-            <wp:docPr id="24" name="image15.png"/>
+            <wp:docPr id="24" name="image27.png"/>
             <a:graphic>
               <a:graphicData uri="http://schemas.openxmlformats.org/drawingml/2006/picture">
                 <pic:pic>
                   <pic:nvPicPr>
-                    <pic:cNvPr id="0" name="image15.png"/>
+                    <pic:cNvPr id="0" name="image27.png"/>
                     <pic:cNvPicPr preferRelativeResize="0"/>
                   </pic:nvPicPr>
                   <pic:blipFill>
@@ -162,22 +162,56 @@
     </w:p>
     <w:p>
       <w:pPr>
+        <w:pStyle w:val="Title"/>
+        <w:jc w:val="center"/>
+        <w:rPr/>
+      </w:pPr>
+      <w:bookmarkStart w:colFirst="0" w:colLast="0" w:name="_s76fhrpprtmk" w:id="3"/>
+      <w:bookmarkEnd w:id="3"/>
+      <w:r>
+        <w:rPr>
+          <w:sz w:val="40"/>
+          <w:szCs w:val="40"/>
+          <w:rtl w:val="0"/>
+        </w:rPr>
+        <w:t xml:space="preserve">Cernadas Santiago Nicolas</w:t>
+      </w:r>
+      <w:r>
+        <w:rPr>
+          <w:rtl w:val="0"/>
+        </w:rPr>
+      </w:r>
+    </w:p>
+    <w:p>
+      <w:pPr>
         <w:pStyle w:val="Subtitle"/>
         <w:jc w:val="center"/>
-        <w:rPr>
-          <w:sz w:val="40"/>
-          <w:szCs w:val="40"/>
-        </w:rPr>
-      </w:pPr>
-      <w:bookmarkStart w:colFirst="0" w:colLast="0" w:name="_m6y8gli7nyqf" w:id="3"/>
-      <w:bookmarkEnd w:id="3"/>
-      <w:r>
-        <w:rPr>
-          <w:sz w:val="40"/>
-          <w:szCs w:val="40"/>
+        <w:rPr/>
+      </w:pPr>
+      <w:bookmarkStart w:colFirst="0" w:colLast="0" w:name="_m6y8gli7nyqf" w:id="4"/>
+      <w:bookmarkEnd w:id="4"/>
+      <w:r>
+        <w:rPr>
           <w:rtl w:val="0"/>
         </w:rPr>
         <w:t xml:space="preserve">Manual de Usuario (ADMIN)</w:t>
+      </w:r>
+    </w:p>
+    <w:p>
+      <w:pPr>
+        <w:jc w:val="center"/>
+        <w:rPr/>
+      </w:pPr>
+      <w:r>
+        <w:rPr>
+          <w:rtl w:val="0"/>
+        </w:rPr>
+        <w:t xml:space="preserve">Versión 1.02 (Última modificación: 26/02/2026)</w:t>
+      </w:r>
+      <w:r>
+        <w:rPr>
+          <w:rtl w:val="0"/>
+        </w:rPr>
       </w:r>
     </w:p>
     <w:p>
@@ -186,8 +220,8 @@
         <w:jc w:val="center"/>
         <w:rPr/>
       </w:pPr>
-      <w:bookmarkStart w:colFirst="0" w:colLast="0" w:name="_9knmvl6a1zvg" w:id="4"/>
-      <w:bookmarkEnd w:id="4"/>
+      <w:bookmarkStart w:colFirst="0" w:colLast="0" w:name="_9knmvl6a1zvg" w:id="5"/>
+      <w:bookmarkEnd w:id="5"/>
       <w:r>
         <w:rPr>
           <w:rtl w:val="0"/>
@@ -214,8 +248,8 @@
           <w:u w:val="single"/>
         </w:rPr>
       </w:pPr>
-      <w:bookmarkStart w:colFirst="0" w:colLast="0" w:name="_xfysz8wie7i6" w:id="5"/>
-      <w:bookmarkEnd w:id="5"/>
+      <w:bookmarkStart w:colFirst="0" w:colLast="0" w:name="_xfysz8wie7i6" w:id="6"/>
+      <w:bookmarkEnd w:id="6"/>
       <w:r>
         <w:rPr>
           <w:rtl w:val="0"/>
@@ -232,8 +266,8 @@
           <w:u w:val="single"/>
         </w:rPr>
       </w:pPr>
-      <w:bookmarkStart w:colFirst="0" w:colLast="0" w:name="_ctovlcxkp3y3" w:id="6"/>
-      <w:bookmarkEnd w:id="6"/>
+      <w:bookmarkStart w:colFirst="0" w:colLast="0" w:name="_ctovlcxkp3y3" w:id="7"/>
+      <w:bookmarkEnd w:id="7"/>
       <w:r>
         <w:rPr>
           <w:rtl w:val="0"/>
@@ -250,8 +284,8 @@
           <w:u w:val="single"/>
         </w:rPr>
       </w:pPr>
-      <w:bookmarkStart w:colFirst="0" w:colLast="0" w:name="_6yky8vwadlxr" w:id="7"/>
-      <w:bookmarkEnd w:id="7"/>
+      <w:bookmarkStart w:colFirst="0" w:colLast="0" w:name="_6yky8vwadlxr" w:id="8"/>
+      <w:bookmarkEnd w:id="8"/>
       <w:r>
         <w:rPr>
           <w:rtl w:val="0"/>
@@ -268,8 +302,8 @@
           <w:u w:val="single"/>
         </w:rPr>
       </w:pPr>
-      <w:bookmarkStart w:colFirst="0" w:colLast="0" w:name="_94mwd47758bz" w:id="8"/>
-      <w:bookmarkEnd w:id="8"/>
+      <w:bookmarkStart w:colFirst="0" w:colLast="0" w:name="_94mwd47758bz" w:id="9"/>
+      <w:bookmarkEnd w:id="9"/>
       <w:r>
         <w:rPr>
           <w:rtl w:val="0"/>
@@ -286,8 +320,8 @@
           <w:u w:val="single"/>
         </w:rPr>
       </w:pPr>
-      <w:bookmarkStart w:colFirst="0" w:colLast="0" w:name="_p1q8lhwasp9k" w:id="9"/>
-      <w:bookmarkEnd w:id="9"/>
+      <w:bookmarkStart w:colFirst="0" w:colLast="0" w:name="_p1q8lhwasp9k" w:id="10"/>
+      <w:bookmarkEnd w:id="10"/>
       <w:r>
         <w:rPr>
           <w:rtl w:val="0"/>
@@ -304,8 +338,8 @@
           <w:u w:val="single"/>
         </w:rPr>
       </w:pPr>
-      <w:bookmarkStart w:colFirst="0" w:colLast="0" w:name="_npm8bzqjnn3t" w:id="10"/>
-      <w:bookmarkEnd w:id="10"/>
+      <w:bookmarkStart w:colFirst="0" w:colLast="0" w:name="_npm8bzqjnn3t" w:id="11"/>
+      <w:bookmarkEnd w:id="11"/>
       <w:r>
         <w:rPr>
           <w:rtl w:val="0"/>
@@ -338,8 +372,8 @@
         <w:jc w:val="center"/>
         <w:rPr/>
       </w:pPr>
-      <w:bookmarkStart w:colFirst="0" w:colLast="0" w:name="_ml505m83j21p" w:id="11"/>
-      <w:bookmarkEnd w:id="11"/>
+      <w:bookmarkStart w:colFirst="0" w:colLast="0" w:name="_ml505m83j21p" w:id="12"/>
+      <w:bookmarkEnd w:id="12"/>
       <w:r>
         <w:rPr>
           <w:rtl w:val="0"/>
@@ -1267,12 +1301,12 @@
           <wp:inline distB="114300" distT="114300" distL="114300" distR="114300">
             <wp:extent cx="5731200" cy="2755900"/>
             <wp:effectExtent b="0" l="0" r="0" t="0"/>
-            <wp:docPr id="11" name="image1.png"/>
+            <wp:docPr id="11" name="image11.png"/>
             <a:graphic>
               <a:graphicData uri="http://schemas.openxmlformats.org/drawingml/2006/picture">
                 <pic:pic>
                   <pic:nvPicPr>
-                    <pic:cNvPr id="0" name="image1.png"/>
+                    <pic:cNvPr id="0" name="image11.png"/>
                     <pic:cNvPicPr preferRelativeResize="0"/>
                   </pic:nvPicPr>
                   <pic:blipFill>
@@ -1493,12 +1527,12 @@
           <wp:inline distB="114300" distT="114300" distL="114300" distR="114300">
             <wp:extent cx="5731200" cy="5232400"/>
             <wp:effectExtent b="0" l="0" r="0" t="0"/>
-            <wp:docPr id="15" name="image5.png"/>
+            <wp:docPr id="15" name="image21.png"/>
             <a:graphic>
               <a:graphicData uri="http://schemas.openxmlformats.org/drawingml/2006/picture">
                 <pic:pic>
                   <pic:nvPicPr>
-                    <pic:cNvPr id="0" name="image5.png"/>
+                    <pic:cNvPr id="0" name="image21.png"/>
                     <pic:cNvPicPr preferRelativeResize="0"/>
                   </pic:nvPicPr>
                   <pic:blipFill>
@@ -1722,12 +1756,12 @@
           <wp:inline distB="114300" distT="114300" distL="114300" distR="114300">
             <wp:extent cx="5731200" cy="1447800"/>
             <wp:effectExtent b="0" l="0" r="0" t="0"/>
-            <wp:docPr id="29" name="image22.png"/>
+            <wp:docPr id="29" name="image15.png"/>
             <a:graphic>
               <a:graphicData uri="http://schemas.openxmlformats.org/drawingml/2006/picture">
                 <pic:pic>
                   <pic:nvPicPr>
-                    <pic:cNvPr id="0" name="image22.png"/>
+                    <pic:cNvPr id="0" name="image15.png"/>
                     <pic:cNvPicPr preferRelativeResize="0"/>
                   </pic:nvPicPr>
                   <pic:blipFill>
@@ -1802,12 +1836,12 @@
           <wp:inline distB="114300" distT="114300" distL="114300" distR="114300">
             <wp:extent cx="5731200" cy="2133600"/>
             <wp:effectExtent b="0" l="0" r="0" t="0"/>
-            <wp:docPr id="30" name="image20.png"/>
+            <wp:docPr id="30" name="image16.png"/>
             <a:graphic>
               <a:graphicData uri="http://schemas.openxmlformats.org/drawingml/2006/picture">
                 <pic:pic>
                   <pic:nvPicPr>
-                    <pic:cNvPr id="0" name="image20.png"/>
+                    <pic:cNvPr id="0" name="image16.png"/>
                     <pic:cNvPicPr preferRelativeResize="0"/>
                   </pic:nvPicPr>
                   <pic:blipFill>
@@ -2154,12 +2188,12 @@
           <wp:inline distB="114300" distT="114300" distL="114300" distR="114300">
             <wp:extent cx="5731200" cy="1447800"/>
             <wp:effectExtent b="0" l="0" r="0" t="0"/>
-            <wp:docPr id="25" name="image19.png"/>
+            <wp:docPr id="25" name="image13.png"/>
             <a:graphic>
               <a:graphicData uri="http://schemas.openxmlformats.org/drawingml/2006/picture">
                 <pic:pic>
                   <pic:nvPicPr>
-                    <pic:cNvPr id="0" name="image19.png"/>
+                    <pic:cNvPr id="0" name="image13.png"/>
                     <pic:cNvPicPr preferRelativeResize="0"/>
                   </pic:nvPicPr>
                   <pic:blipFill>
@@ -2238,12 +2272,12 @@
           <wp:inline distB="114300" distT="114300" distL="114300" distR="114300">
             <wp:extent cx="5731200" cy="901700"/>
             <wp:effectExtent b="0" l="0" r="0" t="0"/>
-            <wp:docPr id="10" name="image14.png"/>
+            <wp:docPr id="10" name="image12.png"/>
             <a:graphic>
               <a:graphicData uri="http://schemas.openxmlformats.org/drawingml/2006/picture">
                 <pic:pic>
                   <pic:nvPicPr>
-                    <pic:cNvPr id="0" name="image14.png"/>
+                    <pic:cNvPr id="0" name="image12.png"/>
                     <pic:cNvPicPr preferRelativeResize="0"/>
                   </pic:nvPicPr>
                   <pic:blipFill>
@@ -2854,12 +2888,12 @@
           <wp:inline distB="114300" distT="114300" distL="114300" distR="114300">
             <wp:extent cx="2314575" cy="1085850"/>
             <wp:effectExtent b="0" l="0" r="0" t="0"/>
-            <wp:docPr id="17" name="image4.png"/>
+            <wp:docPr id="17" name="image1.png"/>
             <a:graphic>
               <a:graphicData uri="http://schemas.openxmlformats.org/drawingml/2006/picture">
                 <pic:pic>
                   <pic:nvPicPr>
-                    <pic:cNvPr id="0" name="image4.png"/>
+                    <pic:cNvPr id="0" name="image1.png"/>
                     <pic:cNvPicPr preferRelativeResize="0"/>
                   </pic:nvPicPr>
                   <pic:blipFill>
@@ -2945,12 +2979,12 @@
           <wp:inline distB="114300" distT="114300" distL="114300" distR="114300">
             <wp:extent cx="5731200" cy="1511300"/>
             <wp:effectExtent b="0" l="0" r="0" t="0"/>
-            <wp:docPr id="2" name="image3.png"/>
+            <wp:docPr id="2" name="image2.png"/>
             <a:graphic>
               <a:graphicData uri="http://schemas.openxmlformats.org/drawingml/2006/picture">
                 <pic:pic>
                   <pic:nvPicPr>
-                    <pic:cNvPr id="0" name="image3.png"/>
+                    <pic:cNvPr id="0" name="image2.png"/>
                     <pic:cNvPicPr preferRelativeResize="0"/>
                   </pic:nvPicPr>
                   <pic:blipFill>
@@ -3108,12 +3142,12 @@
           <wp:inline distB="114300" distT="114300" distL="114300" distR="114300">
             <wp:extent cx="2314575" cy="1085850"/>
             <wp:effectExtent b="0" l="0" r="0" t="0"/>
-            <wp:docPr id="4" name="image2.png"/>
+            <wp:docPr id="4" name="image7.png"/>
             <a:graphic>
               <a:graphicData uri="http://schemas.openxmlformats.org/drawingml/2006/picture">
                 <pic:pic>
                   <pic:nvPicPr>
-                    <pic:cNvPr id="0" name="image2.png"/>
+                    <pic:cNvPr id="0" name="image7.png"/>
                     <pic:cNvPicPr preferRelativeResize="0"/>
                   </pic:nvPicPr>
                   <pic:blipFill>
@@ -3196,12 +3230,12 @@
           <wp:inline distB="114300" distT="114300" distL="114300" distR="114300">
             <wp:extent cx="5731200" cy="1066800"/>
             <wp:effectExtent b="0" l="0" r="0" t="0"/>
-            <wp:docPr id="1" name="image10.png"/>
+            <wp:docPr id="1" name="image4.png"/>
             <a:graphic>
               <a:graphicData uri="http://schemas.openxmlformats.org/drawingml/2006/picture">
                 <pic:pic>
                   <pic:nvPicPr>
-                    <pic:cNvPr id="0" name="image10.png"/>
+                    <pic:cNvPr id="0" name="image4.png"/>
                     <pic:cNvPicPr preferRelativeResize="0"/>
                   </pic:nvPicPr>
                   <pic:blipFill>
@@ -3358,12 +3392,12 @@
           <wp:inline distB="114300" distT="114300" distL="114300" distR="114300">
             <wp:extent cx="5731200" cy="1447800"/>
             <wp:effectExtent b="0" l="0" r="0" t="0"/>
-            <wp:docPr id="13" name="image8.png"/>
+            <wp:docPr id="13" name="image18.png"/>
             <a:graphic>
               <a:graphicData uri="http://schemas.openxmlformats.org/drawingml/2006/picture">
                 <pic:pic>
                   <pic:nvPicPr>
-                    <pic:cNvPr id="0" name="image8.png"/>
+                    <pic:cNvPr id="0" name="image18.png"/>
                     <pic:cNvPicPr preferRelativeResize="0"/>
                   </pic:nvPicPr>
                   <pic:blipFill>
@@ -3428,12 +3462,12 @@
           <wp:inline distB="114300" distT="114300" distL="114300" distR="114300">
             <wp:extent cx="5243513" cy="3527612"/>
             <wp:effectExtent b="0" l="0" r="0" t="0"/>
-            <wp:docPr id="14" name="image11.png"/>
+            <wp:docPr id="14" name="image3.png"/>
             <a:graphic>
               <a:graphicData uri="http://schemas.openxmlformats.org/drawingml/2006/picture">
                 <pic:pic>
                   <pic:nvPicPr>
-                    <pic:cNvPr id="0" name="image11.png"/>
+                    <pic:cNvPr id="0" name="image3.png"/>
                     <pic:cNvPicPr preferRelativeResize="0"/>
                   </pic:nvPicPr>
                   <pic:blipFill>
@@ -4178,12 +4212,12 @@
           <wp:inline distB="114300" distT="114300" distL="114300" distR="114300">
             <wp:extent cx="5731200" cy="1092200"/>
             <wp:effectExtent b="0" l="0" r="0" t="0"/>
-            <wp:docPr id="8" name="image7.png"/>
+            <wp:docPr id="8" name="image5.png"/>
             <a:graphic>
               <a:graphicData uri="http://schemas.openxmlformats.org/drawingml/2006/picture">
                 <pic:pic>
                   <pic:nvPicPr>
-                    <pic:cNvPr id="0" name="image7.png"/>
+                    <pic:cNvPr id="0" name="image5.png"/>
                     <pic:cNvPicPr preferRelativeResize="0"/>
                   </pic:nvPicPr>
                   <pic:blipFill>
@@ -4258,12 +4292,12 @@
           <wp:inline distB="114300" distT="114300" distL="114300" distR="114300">
             <wp:extent cx="5731200" cy="3429000"/>
             <wp:effectExtent b="0" l="0" r="0" t="0"/>
-            <wp:docPr id="7" name="image12.png"/>
+            <wp:docPr id="7" name="image10.png"/>
             <a:graphic>
               <a:graphicData uri="http://schemas.openxmlformats.org/drawingml/2006/picture">
                 <pic:pic>
                   <pic:nvPicPr>
-                    <pic:cNvPr id="0" name="image12.png"/>
+                    <pic:cNvPr id="0" name="image10.png"/>
                     <pic:cNvPicPr preferRelativeResize="0"/>
                   </pic:nvPicPr>
                   <pic:blipFill>
@@ -4349,12 +4383,12 @@
           <wp:inline distB="114300" distT="114300" distL="114300" distR="114300">
             <wp:extent cx="5731200" cy="1257300"/>
             <wp:effectExtent b="0" l="0" r="0" t="0"/>
-            <wp:docPr id="28" name="image21.png"/>
+            <wp:docPr id="28" name="image19.png"/>
             <a:graphic>
               <a:graphicData uri="http://schemas.openxmlformats.org/drawingml/2006/picture">
                 <pic:pic>
                   <pic:nvPicPr>
-                    <pic:cNvPr id="0" name="image21.png"/>
+                    <pic:cNvPr id="0" name="image19.png"/>
                     <pic:cNvPicPr preferRelativeResize="0"/>
                   </pic:nvPicPr>
                   <pic:blipFill>
@@ -4531,12 +4565,12 @@
           <wp:inline distB="114300" distT="114300" distL="114300" distR="114300">
             <wp:extent cx="5731200" cy="1181100"/>
             <wp:effectExtent b="0" l="0" r="0" t="0"/>
-            <wp:docPr id="12" name="image13.png"/>
+            <wp:docPr id="12" name="image14.png"/>
             <a:graphic>
               <a:graphicData uri="http://schemas.openxmlformats.org/drawingml/2006/picture">
                 <pic:pic>
                   <pic:nvPicPr>
-                    <pic:cNvPr id="0" name="image13.png"/>
+                    <pic:cNvPr id="0" name="image14.png"/>
                     <pic:cNvPicPr preferRelativeResize="0"/>
                   </pic:nvPicPr>
                   <pic:blipFill>
@@ -4697,12 +4731,12 @@
           <wp:inline distB="114300" distT="114300" distL="114300" distR="114300">
             <wp:extent cx="5731200" cy="914400"/>
             <wp:effectExtent b="0" l="0" r="0" t="0"/>
-            <wp:docPr id="26" name="image30.png"/>
+            <wp:docPr id="26" name="image28.png"/>
             <a:graphic>
               <a:graphicData uri="http://schemas.openxmlformats.org/drawingml/2006/picture">
                 <pic:pic>
                   <pic:nvPicPr>
-                    <pic:cNvPr id="0" name="image30.png"/>
+                    <pic:cNvPr id="0" name="image28.png"/>
                     <pic:cNvPicPr preferRelativeResize="0"/>
                   </pic:nvPicPr>
                   <pic:blipFill>
@@ -4778,12 +4812,12 @@
           <wp:inline distB="114300" distT="114300" distL="114300" distR="114300">
             <wp:extent cx="3424238" cy="3183940"/>
             <wp:effectExtent b="0" l="0" r="0" t="0"/>
-            <wp:docPr id="27" name="image31.png"/>
+            <wp:docPr id="27" name="image26.png"/>
             <a:graphic>
               <a:graphicData uri="http://schemas.openxmlformats.org/drawingml/2006/picture">
                 <pic:pic>
                   <pic:nvPicPr>
-                    <pic:cNvPr id="0" name="image31.png"/>
+                    <pic:cNvPr id="0" name="image26.png"/>
                     <pic:cNvPicPr preferRelativeResize="0"/>
                   </pic:nvPicPr>
                   <pic:blipFill>
@@ -4934,12 +4968,12 @@
           <wp:inline distB="114300" distT="114300" distL="114300" distR="114300">
             <wp:extent cx="2572843" cy="2850710"/>
             <wp:effectExtent b="0" l="0" r="0" t="0"/>
-            <wp:docPr id="19" name="image28.png"/>
+            <wp:docPr id="19" name="image25.png"/>
             <a:graphic>
               <a:graphicData uri="http://schemas.openxmlformats.org/drawingml/2006/picture">
                 <pic:pic>
                   <pic:nvPicPr>
-                    <pic:cNvPr id="0" name="image28.png"/>
+                    <pic:cNvPr id="0" name="image25.png"/>
                     <pic:cNvPicPr preferRelativeResize="0"/>
                   </pic:nvPicPr>
                   <pic:blipFill>
@@ -4969,12 +5003,12 @@
           <wp:inline distB="114300" distT="114300" distL="114300" distR="114300">
             <wp:extent cx="2541288" cy="2860235"/>
             <wp:effectExtent b="0" l="0" r="0" t="0"/>
-            <wp:docPr id="21" name="image25.png"/>
+            <wp:docPr id="21" name="image20.png"/>
             <a:graphic>
               <a:graphicData uri="http://schemas.openxmlformats.org/drawingml/2006/picture">
                 <pic:pic>
                   <pic:nvPicPr>
-                    <pic:cNvPr id="0" name="image25.png"/>
+                    <pic:cNvPr id="0" name="image20.png"/>
                     <pic:cNvPicPr preferRelativeResize="0"/>
                   </pic:nvPicPr>
                   <pic:blipFill>
@@ -5106,12 +5140,12 @@
           <wp:inline distB="114300" distT="114300" distL="114300" distR="114300">
             <wp:extent cx="3676650" cy="1400175"/>
             <wp:effectExtent b="0" l="0" r="0" t="0"/>
-            <wp:docPr id="20" name="image23.png"/>
+            <wp:docPr id="20" name="image8.png"/>
             <a:graphic>
               <a:graphicData uri="http://schemas.openxmlformats.org/drawingml/2006/picture">
                 <pic:pic>
                   <pic:nvPicPr>
-                    <pic:cNvPr id="0" name="image23.png"/>
+                    <pic:cNvPr id="0" name="image8.png"/>
                     <pic:cNvPicPr preferRelativeResize="0"/>
                   </pic:nvPicPr>
                   <pic:blipFill>
@@ -5266,12 +5300,12 @@
           <wp:inline distB="114300" distT="114300" distL="114300" distR="114300">
             <wp:extent cx="3936811" cy="3641550"/>
             <wp:effectExtent b="0" l="0" r="0" t="0"/>
-            <wp:docPr id="5" name="image24.png"/>
+            <wp:docPr id="5" name="image17.png"/>
             <a:graphic>
               <a:graphicData uri="http://schemas.openxmlformats.org/drawingml/2006/picture">
                 <pic:pic>
                   <pic:nvPicPr>
-                    <pic:cNvPr id="0" name="image24.png"/>
+                    <pic:cNvPr id="0" name="image17.png"/>
                     <pic:cNvPicPr preferRelativeResize="0"/>
                   </pic:nvPicPr>
                   <pic:blipFill>
@@ -5776,12 +5810,12 @@
           <wp:inline distB="114300" distT="114300" distL="114300" distR="114300">
             <wp:extent cx="4953000" cy="1762125"/>
             <wp:effectExtent b="0" l="0" r="0" t="0"/>
-            <wp:docPr id="6" name="image18.png"/>
+            <wp:docPr id="6" name="image22.png"/>
             <a:graphic>
               <a:graphicData uri="http://schemas.openxmlformats.org/drawingml/2006/picture">
                 <pic:pic>
                   <pic:nvPicPr>
-                    <pic:cNvPr id="0" name="image18.png"/>
+                    <pic:cNvPr id="0" name="image22.png"/>
                     <pic:cNvPicPr preferRelativeResize="0"/>
                   </pic:nvPicPr>
                   <pic:blipFill>
@@ -5862,12 +5896,12 @@
           <wp:inline distB="114300" distT="114300" distL="114300" distR="114300">
             <wp:extent cx="4062413" cy="2677499"/>
             <wp:effectExtent b="0" l="0" r="0" t="0"/>
-            <wp:docPr id="18" name="image16.png"/>
+            <wp:docPr id="18" name="image24.png"/>
             <a:graphic>
               <a:graphicData uri="http://schemas.openxmlformats.org/drawingml/2006/picture">
                 <pic:pic>
                   <pic:nvPicPr>
-                    <pic:cNvPr id="0" name="image16.png"/>
+                    <pic:cNvPr id="0" name="image24.png"/>
                     <pic:cNvPicPr preferRelativeResize="0"/>
                   </pic:nvPicPr>
                   <pic:blipFill>
@@ -6116,12 +6150,12 @@
           <wp:inline distB="114300" distT="114300" distL="114300" distR="114300">
             <wp:extent cx="4953000" cy="1762125"/>
             <wp:effectExtent b="0" l="0" r="0" t="0"/>
-            <wp:docPr id="23" name="image26.png"/>
+            <wp:docPr id="23" name="image30.png"/>
             <a:graphic>
               <a:graphicData uri="http://schemas.openxmlformats.org/drawingml/2006/picture">
                 <pic:pic>
                   <pic:nvPicPr>
-                    <pic:cNvPr id="0" name="image26.png"/>
+                    <pic:cNvPr id="0" name="image30.png"/>
                     <pic:cNvPicPr preferRelativeResize="0"/>
                   </pic:nvPicPr>
                   <pic:blipFill>
@@ -6427,12 +6461,12 @@
           <wp:inline distB="114300" distT="114300" distL="114300" distR="114300">
             <wp:extent cx="4953000" cy="1762125"/>
             <wp:effectExtent b="0" l="0" r="0" t="0"/>
-            <wp:docPr id="3" name="image17.png"/>
+            <wp:docPr id="3" name="image31.png"/>
             <a:graphic>
               <a:graphicData uri="http://schemas.openxmlformats.org/drawingml/2006/picture">
                 <pic:pic>
                   <pic:nvPicPr>
-                    <pic:cNvPr id="0" name="image17.png"/>
+                    <pic:cNvPr id="0" name="image31.png"/>
                     <pic:cNvPicPr preferRelativeResize="0"/>
                   </pic:nvPicPr>
                   <pic:blipFill>
@@ -6545,12 +6579,12 @@
           <wp:inline distB="114300" distT="114300" distL="114300" distR="114300">
             <wp:extent cx="4529138" cy="2790759"/>
             <wp:effectExtent b="0" l="0" r="0" t="0"/>
-            <wp:docPr id="22" name="image27.png"/>
+            <wp:docPr id="22" name="image23.png"/>
             <a:graphic>
               <a:graphicData uri="http://schemas.openxmlformats.org/drawingml/2006/picture">
                 <pic:pic>
                   <pic:nvPicPr>
-                    <pic:cNvPr id="0" name="image27.png"/>
+                    <pic:cNvPr id="0" name="image23.png"/>
                     <pic:cNvPicPr preferRelativeResize="0"/>
                   </pic:nvPicPr>
                   <pic:blipFill>
